--- a/core/src/core/usecases/documents/builtin/blanks/contract-self-employed.docx
+++ b/core/src/core/usecases/documents/builtin/blanks/contract-self-employed.docx
@@ -4,19 +4,20 @@
   <w:body>
     <w:p>
       <w:pPr>
-        <w:spacing w:before="240" w:after="240"/>
+        <w:spacing w:before="0" w:after="120" w:line="240" w:lineRule="auto"/>
         <w:jc w:val="center"/>
         <w:rPr>
           <w:b/>
-          <w:sz w:val="20"/>
-          <w:szCs w:val="20"/>
-        </w:rPr>
-      </w:pPr>
-      <w:r>
-        <w:rPr>
-          <w:b/>
-          <w:sz w:val="20"/>
-          <w:szCs w:val="20"/>
+          <w:sz w:val="24"/>
+          <w:szCs w:val="24"/>
+        </w:rPr>
+      </w:pPr>
+      <w:r>
+        <w:rPr>
+          <w:b/>
+          <w:bCs/>
+          <w:sz w:val="28"/>
+          <w:szCs w:val="28"/>
           <w:rtl w:val="0"/>
         </w:rPr>
         <w:t xml:space="preserve">Договор оказания услуг № {{number}}</w:t>
@@ -27,54 +28,54 @@
         <w:tabs>
           <w:tab w:val="right" w:pos="9354"/>
         </w:tabs>
-        <w:spacing w:before="240" w:after="240"/>
-        <w:rPr>
-          <w:sz w:val="20"/>
-          <w:szCs w:val="20"/>
-        </w:rPr>
-      </w:pPr>
-      <w:r>
-        <w:rPr>
-          <w:sz w:val="20"/>
-          <w:szCs w:val="20"/>
+        <w:spacing w:before="0" w:after="120" w:line="240" w:lineRule="auto"/>
+        <w:rPr>
+          <w:sz w:val="24"/>
+          <w:szCs w:val="24"/>
+        </w:rPr>
+      </w:pPr>
+      <w:r>
+        <w:rPr>
+          <w:sz w:val="24"/>
+          <w:szCs w:val="24"/>
           <w:rtl w:val="0"/>
         </w:rPr>
         <w:t xml:space="preserve">г. {{city}}	{{date|text}} г.</w:t>
       </w:r>
       <w:r>
         <w:rPr>
-          <w:sz w:val="20"/>
-          <w:szCs w:val="20"/>
+          <w:sz w:val="24"/>
+          <w:szCs w:val="24"/>
           <w:rtl w:val="0"/>
         </w:rPr>
         <w:t xml:space="preserve"/>
       </w:r>
       <w:r>
         <w:rPr>
-          <w:sz w:val="20"/>
-          <w:szCs w:val="20"/>
-          <w:rtl w:val="0"/>
-        </w:rPr>
-      </w:r>
-      <w:r>
-        <w:rPr>
-          <w:sz w:val="20"/>
-          <w:szCs w:val="20"/>
+          <w:sz w:val="24"/>
+          <w:szCs w:val="24"/>
+          <w:rtl w:val="0"/>
+        </w:rPr>
+      </w:r>
+      <w:r>
+        <w:rPr>
+          <w:sz w:val="24"/>
+          <w:szCs w:val="24"/>
           <w:rtl w:val="0"/>
         </w:rPr>
         <w:t xml:space="preserve"/>
       </w:r>
       <w:r>
         <w:rPr>
-          <w:sz w:val="20"/>
-          <w:szCs w:val="20"/>
-          <w:rtl w:val="0"/>
-        </w:rPr>
-      </w:r>
-      <w:r>
-        <w:rPr>
-          <w:sz w:val="20"/>
-          <w:szCs w:val="20"/>
+          <w:sz w:val="24"/>
+          <w:szCs w:val="24"/>
+          <w:rtl w:val="0"/>
+        </w:rPr>
+      </w:r>
+      <w:r>
+        <w:rPr>
+          <w:sz w:val="24"/>
+          <w:szCs w:val="24"/>
           <w:rtl w:val="0"/>
         </w:rPr>
         <w:t xml:space="preserve"/>
@@ -82,153 +83,57 @@
     </w:p>
     <w:p>
       <w:pPr>
-        <w:spacing w:before="240" w:after="240"/>
-        <w:jc w:val="both"/>
-        <w:rPr>
-          <w:sz w:val="20"/>
-          <w:szCs w:val="20"/>
-        </w:rPr>
-      </w:pPr>
-      <w:r>
-        <w:rPr>
-          <w:sz w:val="20"/>
-          <w:szCs w:val="20"/>
-          <w:rtl w:val="0"/>
-        </w:rPr>
-        <w:t xml:space="preserve">{{client_name}}</w:t>
-      </w:r>
-      <w:r>
-        <w:rPr>
-          <w:sz w:val="20"/>
-          <w:szCs w:val="20"/>
-          <w:rtl w:val="0"/>
-        </w:rPr>
-        <w:t xml:space="preserve">, именуемое в дальнейшем «Заказчик», в лице </w:t>
-      </w:r>
-      <w:r>
-        <w:rPr>
-          <w:sz w:val="20"/>
-          <w:szCs w:val="20"/>
-          <w:rtl w:val="0"/>
-        </w:rPr>
-        <w:t xml:space="preserve">{{client_director}},</w:t>
-      </w:r>
-      <w:r>
-        <w:rPr>
-          <w:sz w:val="20"/>
-          <w:szCs w:val="20"/>
-          <w:rtl w:val="0"/>
-        </w:rPr>
-        <w:t xml:space="preserve"> действующего на основании {{client_basis}}, с одной стороны, и</w:t>
-      </w:r>
-    </w:p>
-    <w:p>
-      <w:pPr>
-        <w:spacing w:before="240" w:after="240"/>
-        <w:jc w:val="both"/>
-        <w:rPr>
-          <w:sz w:val="20"/>
-          <w:szCs w:val="20"/>
-        </w:rPr>
-      </w:pPr>
-      <w:r>
-        <w:rPr>
-          <w:sz w:val="20"/>
-          <w:szCs w:val="20"/>
-          <w:rtl w:val="0"/>
-        </w:rPr>
-        <w:t xml:space="preserve">{{seller_name}}</w:t>
-      </w:r>
-      <w:r>
-        <w:rPr>
-          <w:sz w:val="20"/>
-          <w:szCs w:val="20"/>
-          <w:rtl w:val="0"/>
-        </w:rPr>
-        <w:t xml:space="preserve">, паспорт </w:t>
-      </w:r>
-      <w:r>
-        <w:rPr>
-          <w:sz w:val="20"/>
-          <w:szCs w:val="20"/>
-          <w:rtl w:val="0"/>
-        </w:rPr>
-        <w:t xml:space="preserve">{{seller_passport}}</w:t>
-      </w:r>
-      <w:r>
-        <w:rPr>
-          <w:sz w:val="20"/>
-          <w:szCs w:val="20"/>
-          <w:rtl w:val="0"/>
-        </w:rPr>
-        <w:t xml:space="preserve">, выдан </w:t>
-      </w:r>
-      <w:r>
-        <w:rPr>
-          <w:sz w:val="20"/>
-          <w:szCs w:val="20"/>
-          <w:rtl w:val="0"/>
-        </w:rPr>
-        <w:t xml:space="preserve">{{seller_passport_issued}}</w:t>
-      </w:r>
-      <w:r>
-        <w:rPr>
-          <w:sz w:val="20"/>
-          <w:szCs w:val="20"/>
-          <w:rtl w:val="0"/>
-        </w:rPr>
-        <w:t xml:space="preserve">, ИНН </w:t>
-      </w:r>
-      <w:r>
-        <w:rPr>
-          <w:sz w:val="20"/>
-          <w:szCs w:val="20"/>
-          <w:rtl w:val="0"/>
-        </w:rPr>
-        <w:t xml:space="preserve">{{seller_inn}}</w:t>
-      </w:r>
-      <w:r>
-        <w:rPr>
-          <w:sz w:val="20"/>
-          <w:szCs w:val="20"/>
-          <w:rtl w:val="0"/>
-        </w:rPr>
-        <w:t>, именуемый в дальнейшем «Исполнитель», с другой стороны,</w:t>
-      </w:r>
-    </w:p>
-    <w:p>
-      <w:pPr>
-        <w:spacing w:before="240" w:after="240"/>
-        <w:jc w:val="both"/>
-        <w:rPr>
-          <w:sz w:val="20"/>
-          <w:szCs w:val="20"/>
-        </w:rPr>
-      </w:pPr>
-      <w:r>
-        <w:rPr>
-          <w:sz w:val="20"/>
-          <w:szCs w:val="20"/>
-          <w:rtl w:val="0"/>
-        </w:rPr>
-        <w:t>заключили настоящий договор о нижеследующем:</w:t>
-      </w:r>
-    </w:p>
-    <w:p>
-      <w:pPr>
-        <w:spacing w:before="240" w:after="240"/>
+        <w:spacing w:before="240" w:after="120" w:line="240" w:lineRule="auto"/>
+        <w:jc w:val="both"/>
+        <w:rPr>
+          <w:sz w:val="24"/>
+          <w:szCs w:val="24"/>
+        </w:rPr>
+      </w:pPr>
+      <w:r>
+        <w:rPr>
+          <w:sz w:val="24"/>
+          <w:szCs w:val="24"/>
+          <w:rtl w:val="0"/>
+        </w:rPr>
+        <w:t xml:space="preserve">{{client_name}} (далее — «Заказчик»), от имени которого действует {{client_director}} на основании {{client_basis}}, с одной стороны, и</w:t>
+      </w:r>
+    </w:p>
+    <w:p>
+      <w:pPr>
+        <w:spacing w:before="0" w:after="120" w:line="240" w:lineRule="auto"/>
+        <w:jc w:val="both"/>
+        <w:rPr>
+          <w:sz w:val="24"/>
+          <w:szCs w:val="24"/>
+        </w:rPr>
+      </w:pPr>
+      <w:r>
+        <w:rPr>
+          <w:sz w:val="24"/>
+          <w:szCs w:val="24"/>
+          <w:rtl w:val="0"/>
+        </w:rPr>
+        <w:t xml:space="preserve">{{seller_name}}, паспорт {{seller_passport}}, выдан {{seller_passport_issued}}, ИНН {{seller_inn}} (далее — «Исполнитель»), с другой стороны, вместе именуемые «Стороны», заключили настоящий договор о нижеследующем:</w:t>
+      </w:r>
+    </w:p>
+    <w:p>
+      <w:pPr>
+        <w:keepNext/>
+        <w:spacing w:before="240" w:after="120" w:line="240" w:lineRule="auto"/>
         <w:jc w:val="center"/>
         <w:rPr>
           <w:b/>
-          <w:sz w:val="20"/>
-          <w:szCs w:val="20"/>
-        </w:rPr>
-      </w:pPr>
-      <w:r>
-        <w:rPr>
-          <w:b/>
-          <w:sz w:val="20"/>
-          <w:szCs w:val="20"/>
+          <w:sz w:val="24"/>
+          <w:szCs w:val="24"/>
+        </w:rPr>
+      </w:pPr>
+      <w:r>
+        <w:rPr>
+          <w:b/>
+          <w:bCs/>
+          <w:sz w:val="24"/>
+          <w:szCs w:val="24"/>
           <w:rtl w:val="0"/>
         </w:rPr>
         <w:t>1. Предмет договора</w:t>
@@ -236,17 +141,17 @@
     </w:p>
     <w:p>
       <w:pPr>
-        <w:spacing w:before="240" w:after="240"/>
-        <w:jc w:val="both"/>
-        <w:rPr>
-          <w:sz w:val="20"/>
-          <w:szCs w:val="20"/>
-        </w:rPr>
-      </w:pPr>
-      <w:r>
-        <w:rPr>
-          <w:sz w:val="20"/>
-          <w:szCs w:val="20"/>
+        <w:spacing w:before="0" w:after="120" w:line="240" w:lineRule="auto"/>
+        <w:jc w:val="both"/>
+        <w:rPr>
+          <w:sz w:val="24"/>
+          <w:szCs w:val="24"/>
+        </w:rPr>
+      </w:pPr>
+      <w:r>
+        <w:rPr>
+          <w:sz w:val="24"/>
+          <w:szCs w:val="24"/>
           <w:rtl w:val="0"/>
         </w:rPr>
         <w:t xml:space="preserve">1.1. По настоящему договору Исполнитель обязуется по заданию Заказчика оказывать {{subject}}, а Заказчик обязуется оплатить данные услуги.</w:t>
@@ -254,17 +159,17 @@
     </w:p>
     <w:p>
       <w:pPr>
-        <w:spacing w:before="240" w:after="240"/>
-        <w:jc w:val="both"/>
-        <w:rPr>
-          <w:sz w:val="20"/>
-          <w:szCs w:val="20"/>
-        </w:rPr>
-      </w:pPr>
-      <w:r>
-        <w:rPr>
-          <w:sz w:val="20"/>
-          <w:szCs w:val="20"/>
+        <w:spacing w:before="0" w:after="120" w:line="240" w:lineRule="auto"/>
+        <w:jc w:val="both"/>
+        <w:rPr>
+          <w:sz w:val="24"/>
+          <w:szCs w:val="24"/>
+        </w:rPr>
+      </w:pPr>
+      <w:r>
+        <w:rPr>
+          <w:sz w:val="24"/>
+          <w:szCs w:val="24"/>
           <w:rtl w:val="0"/>
         </w:rPr>
         <w:t>1.2. Услуги, оказываемые Исполнителем по настоящему договору, включают в себя:</w:t>
@@ -272,17 +177,17 @@
     </w:p>
     <w:p>
       <w:pPr>
-        <w:spacing w:before="240" w:after="240"/>
-        <w:jc w:val="both"/>
-        <w:rPr>
-          <w:sz w:val="20"/>
-          <w:szCs w:val="20"/>
-        </w:rPr>
-      </w:pPr>
-      <w:r>
-        <w:rPr>
-          <w:sz w:val="20"/>
-          <w:szCs w:val="20"/>
+        <w:spacing w:before="0" w:after="120" w:line="240" w:lineRule="auto"/>
+        <w:jc w:val="left"/>
+        <w:rPr>
+          <w:sz w:val="24"/>
+          <w:szCs w:val="24"/>
+        </w:rPr>
+      </w:pPr>
+      <w:r>
+        <w:rPr>
+          <w:sz w:val="24"/>
+          <w:szCs w:val="24"/>
           <w:rtl w:val="0"/>
         </w:rPr>
         <w:t xml:space="preserve">{{scope}}</w:t>
@@ -290,25 +195,25 @@
     </w:p>
     <w:p>
       <w:pPr>
-        <w:spacing w:before="240" w:after="240"/>
-        <w:jc w:val="both"/>
-        <w:rPr>
-          <w:sz w:val="20"/>
-          <w:szCs w:val="20"/>
-        </w:rPr>
-      </w:pPr>
-      <w:r>
-        <w:rPr>
-          <w:sz w:val="20"/>
-          <w:szCs w:val="20"/>
+        <w:spacing w:before="0" w:after="120" w:line="240" w:lineRule="auto"/>
+        <w:jc w:val="both"/>
+        <w:rPr>
+          <w:sz w:val="24"/>
+          <w:szCs w:val="24"/>
+        </w:rPr>
+      </w:pPr>
+      <w:r>
+        <w:rPr>
+          <w:sz w:val="24"/>
+          <w:szCs w:val="24"/>
           <w:rtl w:val="0"/>
         </w:rPr>
         <w:t xml:space="preserve">1.3. </w:t>
       </w:r>
       <w:r>
         <w:rPr>
-          <w:sz w:val="20"/>
-          <w:szCs w:val="20"/>
+          <w:sz w:val="24"/>
+          <w:szCs w:val="24"/>
           <w:rtl w:val="0"/>
         </w:rPr>
         <w:t>Услуги оказываются Исполнителем лично. Услуги могут оказываться посредством онлайн взаимодействия и обмена документами через электронные каналы связи и на территории Заказчика.</w:t>
@@ -316,33 +221,33 @@
     </w:p>
     <w:p>
       <w:pPr>
-        <w:spacing w:before="240" w:after="240"/>
-        <w:jc w:val="both"/>
-        <w:rPr>
-          <w:sz w:val="20"/>
-          <w:szCs w:val="20"/>
-        </w:rPr>
-      </w:pPr>
-      <w:r>
-        <w:rPr>
-          <w:sz w:val="20"/>
-          <w:szCs w:val="20"/>
+        <w:spacing w:before="0" w:after="120" w:line="240" w:lineRule="auto"/>
+        <w:jc w:val="both"/>
+        <w:rPr>
+          <w:sz w:val="24"/>
+          <w:szCs w:val="24"/>
+        </w:rPr>
+      </w:pPr>
+      <w:r>
+        <w:rPr>
+          <w:sz w:val="24"/>
+          <w:szCs w:val="24"/>
           <w:rtl w:val="0"/>
         </w:rPr>
         <w:t xml:space="preserve">1.4. Настоящий договор заключен сроком до </w:t>
       </w:r>
       <w:r>
         <w:rPr>
-          <w:sz w:val="20"/>
-          <w:szCs w:val="20"/>
+          <w:sz w:val="24"/>
+          <w:szCs w:val="24"/>
           <w:rtl w:val="0"/>
         </w:rPr>
         <w:t xml:space="preserve">{{valid_until|text}} года</w:t>
       </w:r>
       <w:r>
         <w:rPr>
-          <w:sz w:val="20"/>
-          <w:szCs w:val="20"/>
+          <w:sz w:val="24"/>
+          <w:szCs w:val="24"/>
           <w:rtl w:val="0"/>
         </w:rPr>
         <w:t>.</w:t>
@@ -350,19 +255,21 @@
     </w:p>
     <w:p>
       <w:pPr>
-        <w:spacing w:before="240" w:after="240"/>
+        <w:keepNext/>
+        <w:spacing w:before="240" w:after="120" w:line="240" w:lineRule="auto"/>
         <w:jc w:val="center"/>
         <w:rPr>
           <w:b/>
-          <w:sz w:val="20"/>
-          <w:szCs w:val="20"/>
-        </w:rPr>
-      </w:pPr>
-      <w:r>
-        <w:rPr>
-          <w:b/>
-          <w:sz w:val="20"/>
-          <w:szCs w:val="20"/>
+          <w:sz w:val="24"/>
+          <w:szCs w:val="24"/>
+        </w:rPr>
+      </w:pPr>
+      <w:r>
+        <w:rPr>
+          <w:b/>
+          <w:bCs/>
+          <w:sz w:val="24"/>
+          <w:szCs w:val="24"/>
           <w:rtl w:val="0"/>
         </w:rPr>
         <w:t>2. Права и обязанности сторон</w:t>
@@ -370,17 +277,17 @@
     </w:p>
     <w:p>
       <w:pPr>
-        <w:spacing w:before="240" w:after="240"/>
-        <w:jc w:val="both"/>
-        <w:rPr>
-          <w:sz w:val="20"/>
-          <w:szCs w:val="20"/>
-        </w:rPr>
-      </w:pPr>
-      <w:r>
-        <w:rPr>
-          <w:sz w:val="20"/>
-          <w:szCs w:val="20"/>
+        <w:spacing w:before="0" w:after="120" w:line="240" w:lineRule="auto"/>
+        <w:jc w:val="both"/>
+        <w:rPr>
+          <w:sz w:val="24"/>
+          <w:szCs w:val="24"/>
+        </w:rPr>
+      </w:pPr>
+      <w:r>
+        <w:rPr>
+          <w:sz w:val="24"/>
+          <w:szCs w:val="24"/>
           <w:rtl w:val="0"/>
         </w:rPr>
         <w:t>2.1. Исполнитель обязуется:</w:t>
@@ -388,17 +295,17 @@
     </w:p>
     <w:p>
       <w:pPr>
-        <w:spacing w:before="240" w:after="240"/>
-        <w:jc w:val="both"/>
-        <w:rPr>
-          <w:sz w:val="20"/>
-          <w:szCs w:val="20"/>
-        </w:rPr>
-      </w:pPr>
-      <w:r>
-        <w:rPr>
-          <w:sz w:val="20"/>
-          <w:szCs w:val="20"/>
+        <w:spacing w:before="0" w:after="120" w:line="240" w:lineRule="auto"/>
+        <w:jc w:val="both"/>
+        <w:rPr>
+          <w:sz w:val="24"/>
+          <w:szCs w:val="24"/>
+        </w:rPr>
+      </w:pPr>
+      <w:r>
+        <w:rPr>
+          <w:sz w:val="24"/>
+          <w:szCs w:val="24"/>
           <w:rtl w:val="0"/>
         </w:rPr>
         <w:t>- Оказывать Заказчику услуги надлежащим образом, в объеме, предусмотренном настоящим договором</w:t>
@@ -406,17 +313,17 @@
     </w:p>
     <w:p>
       <w:pPr>
-        <w:spacing w:before="240" w:after="240"/>
-        <w:jc w:val="both"/>
-        <w:rPr>
-          <w:sz w:val="20"/>
-          <w:szCs w:val="20"/>
-        </w:rPr>
-      </w:pPr>
-      <w:r>
-        <w:rPr>
-          <w:sz w:val="20"/>
-          <w:szCs w:val="20"/>
+        <w:spacing w:before="0" w:after="120" w:line="240" w:lineRule="auto"/>
+        <w:jc w:val="both"/>
+        <w:rPr>
+          <w:sz w:val="24"/>
+          <w:szCs w:val="24"/>
+        </w:rPr>
+      </w:pPr>
+      <w:r>
+        <w:rPr>
+          <w:sz w:val="24"/>
+          <w:szCs w:val="24"/>
           <w:rtl w:val="0"/>
         </w:rPr>
         <w:t>- Представлять по требованию Заказчика любую информацию о ходе исполнения обязательств по настоящему договору</w:t>
@@ -424,17 +331,17 @@
     </w:p>
     <w:p>
       <w:pPr>
-        <w:spacing w:before="240" w:after="240"/>
-        <w:jc w:val="both"/>
-        <w:rPr>
-          <w:sz w:val="20"/>
-          <w:szCs w:val="20"/>
-        </w:rPr>
-      </w:pPr>
-      <w:r>
-        <w:rPr>
-          <w:sz w:val="20"/>
-          <w:szCs w:val="20"/>
+        <w:spacing w:before="0" w:after="120" w:line="240" w:lineRule="auto"/>
+        <w:jc w:val="both"/>
+        <w:rPr>
+          <w:sz w:val="24"/>
+          <w:szCs w:val="24"/>
+        </w:rPr>
+      </w:pPr>
+      <w:r>
+        <w:rPr>
+          <w:sz w:val="24"/>
+          <w:szCs w:val="24"/>
           <w:rtl w:val="0"/>
         </w:rPr>
         <w:t>- Безвозмездно устранять по требованию Заказчика все выявленные недостатки, если в процессе оказания услуг Исполнитель допустил отступление от условий договора, ухудшившее их качество.</w:t>
@@ -444,17 +351,17 @@
     </w:p>
     <w:p>
       <w:pPr>
-        <w:spacing w:before="240" w:after="240"/>
-        <w:jc w:val="both"/>
-        <w:rPr>
-          <w:sz w:val="20"/>
-          <w:szCs w:val="20"/>
-        </w:rPr>
-      </w:pPr>
-      <w:r>
-        <w:rPr>
-          <w:sz w:val="20"/>
-          <w:szCs w:val="20"/>
+        <w:spacing w:before="0" w:after="120" w:line="240" w:lineRule="auto"/>
+        <w:jc w:val="both"/>
+        <w:rPr>
+          <w:sz w:val="24"/>
+          <w:szCs w:val="24"/>
+        </w:rPr>
+      </w:pPr>
+      <w:r>
+        <w:rPr>
+          <w:sz w:val="24"/>
+          <w:szCs w:val="24"/>
           <w:rtl w:val="0"/>
         </w:rPr>
         <w:t>2.2. Исполнитель вправе:</w:t>
@@ -462,17 +369,17 @@
     </w:p>
     <w:p>
       <w:pPr>
-        <w:spacing w:before="240" w:after="240"/>
-        <w:jc w:val="both"/>
-        <w:rPr>
-          <w:sz w:val="20"/>
-          <w:szCs w:val="20"/>
-        </w:rPr>
-      </w:pPr>
-      <w:r>
-        <w:rPr>
-          <w:sz w:val="20"/>
-          <w:szCs w:val="20"/>
+        <w:spacing w:before="0" w:after="120" w:line="240" w:lineRule="auto"/>
+        <w:jc w:val="both"/>
+        <w:rPr>
+          <w:sz w:val="24"/>
+          <w:szCs w:val="24"/>
+        </w:rPr>
+      </w:pPr>
+      <w:r>
+        <w:rPr>
+          <w:sz w:val="24"/>
+          <w:szCs w:val="24"/>
           <w:rtl w:val="0"/>
         </w:rPr>
         <w:t>- Получать от Заказчика разъяснения по всем вопросам, возникающим в ходе оказания услуг, и любую дополнительную информацию, необходимую для выполнения своих обязательств по настоящему договору.</w:t>
@@ -480,17 +387,17 @@
     </w:p>
     <w:p>
       <w:pPr>
-        <w:spacing w:before="240" w:after="240"/>
-        <w:jc w:val="both"/>
-        <w:rPr>
-          <w:sz w:val="20"/>
-          <w:szCs w:val="20"/>
-        </w:rPr>
-      </w:pPr>
-      <w:r>
-        <w:rPr>
-          <w:sz w:val="20"/>
-          <w:szCs w:val="20"/>
+        <w:spacing w:before="0" w:after="120" w:line="240" w:lineRule="auto"/>
+        <w:jc w:val="both"/>
+        <w:rPr>
+          <w:sz w:val="24"/>
+          <w:szCs w:val="24"/>
+        </w:rPr>
+      </w:pPr>
+      <w:r>
+        <w:rPr>
+          <w:sz w:val="24"/>
+          <w:szCs w:val="24"/>
           <w:rtl w:val="0"/>
         </w:rPr>
         <w:t>2.3. Заказчик обязуется:</w:t>
@@ -498,17 +405,17 @@
     </w:p>
     <w:p>
       <w:pPr>
-        <w:spacing w:before="240" w:after="240"/>
-        <w:jc w:val="both"/>
-        <w:rPr>
-          <w:sz w:val="20"/>
-          <w:szCs w:val="20"/>
-        </w:rPr>
-      </w:pPr>
-      <w:r>
-        <w:rPr>
-          <w:sz w:val="20"/>
-          <w:szCs w:val="20"/>
+        <w:spacing w:before="0" w:after="120" w:line="240" w:lineRule="auto"/>
+        <w:jc w:val="both"/>
+        <w:rPr>
+          <w:sz w:val="24"/>
+          <w:szCs w:val="24"/>
+        </w:rPr>
+      </w:pPr>
+      <w:r>
+        <w:rPr>
+          <w:sz w:val="24"/>
+          <w:szCs w:val="24"/>
           <w:rtl w:val="0"/>
         </w:rPr>
         <w:t>- Предоставить Исполнителю сведения, материалы и документы, необходимые для надлежащего оказания услуг</w:t>
@@ -516,17 +423,17 @@
     </w:p>
     <w:p>
       <w:pPr>
-        <w:spacing w:before="240" w:after="240"/>
-        <w:jc w:val="both"/>
-        <w:rPr>
-          <w:sz w:val="20"/>
-          <w:szCs w:val="20"/>
-        </w:rPr>
-      </w:pPr>
-      <w:r>
-        <w:rPr>
-          <w:sz w:val="20"/>
-          <w:szCs w:val="20"/>
+        <w:spacing w:before="0" w:after="120" w:line="240" w:lineRule="auto"/>
+        <w:jc w:val="both"/>
+        <w:rPr>
+          <w:sz w:val="24"/>
+          <w:szCs w:val="24"/>
+        </w:rPr>
+      </w:pPr>
+      <w:r>
+        <w:rPr>
+          <w:sz w:val="24"/>
+          <w:szCs w:val="24"/>
           <w:rtl w:val="0"/>
         </w:rPr>
         <w:t>- Принять и оплатить оказанные ему услуги в сроки и в порядке, установленные настоящим договором.</w:t>
@@ -534,17 +441,17 @@
     </w:p>
     <w:p>
       <w:pPr>
-        <w:spacing w:before="240" w:after="240"/>
-        <w:jc w:val="both"/>
-        <w:rPr>
-          <w:sz w:val="20"/>
-          <w:szCs w:val="20"/>
-        </w:rPr>
-      </w:pPr>
-      <w:r>
-        <w:rPr>
-          <w:sz w:val="20"/>
-          <w:szCs w:val="20"/>
+        <w:spacing w:before="0" w:after="120" w:line="240" w:lineRule="auto"/>
+        <w:jc w:val="both"/>
+        <w:rPr>
+          <w:sz w:val="24"/>
+          <w:szCs w:val="24"/>
+        </w:rPr>
+      </w:pPr>
+      <w:r>
+        <w:rPr>
+          <w:sz w:val="24"/>
+          <w:szCs w:val="24"/>
           <w:rtl w:val="0"/>
         </w:rPr>
         <w:t>2.4. Заказчик вправе:</w:t>
@@ -552,17 +459,17 @@
     </w:p>
     <w:p>
       <w:pPr>
-        <w:spacing w:before="240" w:after="240"/>
-        <w:jc w:val="both"/>
-        <w:rPr>
-          <w:sz w:val="20"/>
-          <w:szCs w:val="20"/>
-        </w:rPr>
-      </w:pPr>
-      <w:r>
-        <w:rPr>
-          <w:sz w:val="20"/>
-          <w:szCs w:val="20"/>
+        <w:spacing w:before="0" w:after="120" w:line="240" w:lineRule="auto"/>
+        <w:jc w:val="both"/>
+        <w:rPr>
+          <w:sz w:val="24"/>
+          <w:szCs w:val="24"/>
+        </w:rPr>
+      </w:pPr>
+      <w:r>
+        <w:rPr>
+          <w:sz w:val="24"/>
+          <w:szCs w:val="24"/>
           <w:rtl w:val="0"/>
         </w:rPr>
         <w:t>- Получать от Исполнителя устные и письменные объяснения по вопросам, возникающим в ходе исполнения обязательств по настоящему договору.</w:t>
@@ -570,19 +477,21 @@
     </w:p>
     <w:p>
       <w:pPr>
-        <w:spacing w:before="240" w:after="240"/>
+        <w:keepNext/>
+        <w:spacing w:before="240" w:after="120" w:line="240" w:lineRule="auto"/>
         <w:jc w:val="center"/>
         <w:rPr>
           <w:b/>
-          <w:sz w:val="20"/>
-          <w:szCs w:val="20"/>
-        </w:rPr>
-      </w:pPr>
-      <w:r>
-        <w:rPr>
-          <w:b/>
-          <w:sz w:val="20"/>
-          <w:szCs w:val="20"/>
+          <w:sz w:val="24"/>
+          <w:szCs w:val="24"/>
+        </w:rPr>
+      </w:pPr>
+      <w:r>
+        <w:rPr>
+          <w:b/>
+          <w:bCs/>
+          <w:sz w:val="24"/>
+          <w:szCs w:val="24"/>
           <w:rtl w:val="0"/>
         </w:rPr>
         <w:t>3. Оплата услуг и порядок расчетов</w:t>
@@ -590,33 +499,33 @@
     </w:p>
     <w:p>
       <w:pPr>
-        <w:spacing w:before="240" w:after="240"/>
-        <w:jc w:val="both"/>
-        <w:rPr>
-          <w:sz w:val="20"/>
-          <w:szCs w:val="20"/>
-        </w:rPr>
-      </w:pPr>
-      <w:r>
-        <w:rPr>
-          <w:sz w:val="20"/>
-          <w:szCs w:val="20"/>
+        <w:spacing w:before="0" w:after="120" w:line="240" w:lineRule="auto"/>
+        <w:jc w:val="both"/>
+        <w:rPr>
+          <w:sz w:val="24"/>
+          <w:szCs w:val="24"/>
+        </w:rPr>
+      </w:pPr>
+      <w:r>
+        <w:rPr>
+          <w:sz w:val="24"/>
+          <w:szCs w:val="24"/>
           <w:rtl w:val="0"/>
         </w:rPr>
         <w:t xml:space="preserve">3.1. Стоимость услуг, оказываемых по настоящему договору, составляет </w:t>
       </w:r>
       <w:r>
         <w:rPr>
-          <w:sz w:val="20"/>
-          <w:szCs w:val="20"/>
+          <w:sz w:val="24"/>
+          <w:szCs w:val="24"/>
           <w:rtl w:val="0"/>
         </w:rPr>
         <w:t xml:space="preserve">{{total|rub}} ({{total|rub_words}}) рублей {{total|kop}} копеек в месяц</w:t>
       </w:r>
       <w:r>
         <w:rPr>
-          <w:sz w:val="20"/>
-          <w:szCs w:val="20"/>
+          <w:sz w:val="24"/>
+          <w:szCs w:val="24"/>
           <w:rtl w:val="0"/>
         </w:rPr>
         <w:t>.</w:t>
@@ -624,33 +533,33 @@
     </w:p>
     <w:p>
       <w:pPr>
-        <w:spacing w:before="240" w:after="240"/>
-        <w:jc w:val="both"/>
-        <w:rPr>
-          <w:sz w:val="20"/>
-          <w:szCs w:val="20"/>
-        </w:rPr>
-      </w:pPr>
-      <w:r>
-        <w:rPr>
-          <w:sz w:val="20"/>
-          <w:szCs w:val="20"/>
+        <w:spacing w:before="0" w:after="120" w:line="240" w:lineRule="auto"/>
+        <w:jc w:val="both"/>
+        <w:rPr>
+          <w:sz w:val="24"/>
+          <w:szCs w:val="24"/>
+        </w:rPr>
+      </w:pPr>
+      <w:r>
+        <w:rPr>
+          <w:sz w:val="24"/>
+          <w:szCs w:val="24"/>
           <w:rtl w:val="0"/>
         </w:rPr>
         <w:t xml:space="preserve">3.2. Оплата услуг по настоящему договору производится Заказчиком ежемесячно не позднее </w:t>
       </w:r>
       <w:r>
         <w:rPr>
-          <w:sz w:val="20"/>
-          <w:szCs w:val="20"/>
+          <w:sz w:val="24"/>
+          <w:szCs w:val="24"/>
           <w:rtl w:val="0"/>
         </w:rPr>
         <w:t xml:space="preserve">{{payment_day}} числа</w:t>
       </w:r>
       <w:r>
         <w:rPr>
-          <w:sz w:val="20"/>
-          <w:szCs w:val="20"/>
+          <w:sz w:val="24"/>
+          <w:szCs w:val="24"/>
           <w:rtl w:val="0"/>
         </w:rPr>
         <w:t xml:space="preserve"> месяца, следующего за месяцем оказания услуг.</w:t>
@@ -658,25 +567,25 @@
     </w:p>
     <w:p>
       <w:pPr>
-        <w:spacing w:before="240" w:after="240"/>
-        <w:jc w:val="both"/>
-        <w:rPr>
-          <w:sz w:val="20"/>
-          <w:szCs w:val="20"/>
-        </w:rPr>
-      </w:pPr>
-      <w:r>
-        <w:rPr>
-          <w:sz w:val="20"/>
-          <w:szCs w:val="20"/>
+        <w:spacing w:before="0" w:after="120" w:line="240" w:lineRule="auto"/>
+        <w:jc w:val="both"/>
+        <w:rPr>
+          <w:sz w:val="24"/>
+          <w:szCs w:val="24"/>
+        </w:rPr>
+      </w:pPr>
+      <w:r>
+        <w:rPr>
+          <w:sz w:val="24"/>
+          <w:szCs w:val="24"/>
           <w:rtl w:val="0"/>
         </w:rPr>
         <w:t xml:space="preserve">3.3. </w:t>
       </w:r>
       <w:r>
         <w:rPr>
-          <w:sz w:val="20"/>
-          <w:szCs w:val="20"/>
+          <w:sz w:val="24"/>
+          <w:szCs w:val="24"/>
           <w:rtl w:val="0"/>
         </w:rPr>
         <w:t>Стороны при заключении настоящего договора исходят из того, что Исполнитель применяет специальный налоговый режим "Налог на профессиональный доход".</w:t>
@@ -684,17 +593,17 @@
     </w:p>
     <w:p>
       <w:pPr>
-        <w:spacing w:before="240" w:after="240"/>
-        <w:jc w:val="both"/>
-        <w:rPr>
-          <w:sz w:val="20"/>
-          <w:szCs w:val="20"/>
-        </w:rPr>
-      </w:pPr>
-      <w:r>
-        <w:rPr>
-          <w:sz w:val="20"/>
-          <w:szCs w:val="20"/>
+        <w:spacing w:before="0" w:after="120" w:line="240" w:lineRule="auto"/>
+        <w:jc w:val="both"/>
+        <w:rPr>
+          <w:sz w:val="24"/>
+          <w:szCs w:val="24"/>
+        </w:rPr>
+      </w:pPr>
+      <w:r>
+        <w:rPr>
+          <w:sz w:val="24"/>
+          <w:szCs w:val="24"/>
           <w:rtl w:val="0"/>
         </w:rPr>
         <w:t xml:space="preserve">3.4. При произведении расчетов Исполнитель с использованием мобильного приложения "Мой налог" и (или) через уполномоченного оператора электронной площадки и (или) уполномоченную кредитную организацию формирует чек и передает его Заказчику.</w:t>
@@ -702,17 +611,17 @@
     </w:p>
     <w:p>
       <w:pPr>
-        <w:spacing w:before="240" w:after="240"/>
-        <w:jc w:val="both"/>
-        <w:rPr>
-          <w:sz w:val="20"/>
-          <w:szCs w:val="20"/>
-        </w:rPr>
-      </w:pPr>
-      <w:r>
-        <w:rPr>
-          <w:sz w:val="20"/>
-          <w:szCs w:val="20"/>
+        <w:spacing w:before="0" w:after="120" w:line="240" w:lineRule="auto"/>
+        <w:jc w:val="both"/>
+        <w:rPr>
+          <w:sz w:val="24"/>
+          <w:szCs w:val="24"/>
+        </w:rPr>
+      </w:pPr>
+      <w:r>
+        <w:rPr>
+          <w:sz w:val="24"/>
+          <w:szCs w:val="24"/>
           <w:rtl w:val="0"/>
         </w:rPr>
         <w:t>3.5. При снятии с учета в качестве плательщика НПД Исполнитель обязуется письменно уведомить об этом Заказчика не позднее двух рабочих дней с момента снятия с учета.</w:t>
@@ -720,19 +629,21 @@
     </w:p>
     <w:p>
       <w:pPr>
-        <w:spacing w:before="240" w:after="240"/>
+        <w:keepNext/>
+        <w:spacing w:before="240" w:after="120" w:line="240" w:lineRule="auto"/>
         <w:jc w:val="center"/>
         <w:rPr>
           <w:b/>
-          <w:sz w:val="20"/>
-          <w:szCs w:val="20"/>
-        </w:rPr>
-      </w:pPr>
-      <w:r>
-        <w:rPr>
-          <w:b/>
-          <w:sz w:val="20"/>
-          <w:szCs w:val="20"/>
+          <w:sz w:val="24"/>
+          <w:szCs w:val="24"/>
+        </w:rPr>
+      </w:pPr>
+      <w:r>
+        <w:rPr>
+          <w:b/>
+          <w:bCs/>
+          <w:sz w:val="24"/>
+          <w:szCs w:val="24"/>
           <w:rtl w:val="0"/>
         </w:rPr>
         <w:t>4. Односторонний отказ от исполнения договора</w:t>
@@ -740,33 +651,33 @@
     </w:p>
     <w:p>
       <w:pPr>
-        <w:spacing w:before="240" w:after="240"/>
-        <w:jc w:val="both"/>
-        <w:rPr>
-          <w:sz w:val="20"/>
-          <w:szCs w:val="20"/>
-        </w:rPr>
-      </w:pPr>
-      <w:r>
-        <w:rPr>
-          <w:sz w:val="20"/>
-          <w:szCs w:val="20"/>
+        <w:spacing w:before="0" w:after="120" w:line="240" w:lineRule="auto"/>
+        <w:jc w:val="both"/>
+        <w:rPr>
+          <w:sz w:val="24"/>
+          <w:szCs w:val="24"/>
+        </w:rPr>
+      </w:pPr>
+      <w:r>
+        <w:rPr>
+          <w:sz w:val="24"/>
+          <w:szCs w:val="24"/>
           <w:rtl w:val="0"/>
         </w:rPr>
         <w:t xml:space="preserve">4.1. Заказчик и Исполнитель вправе отказаться от исполнения настоящего договора в любое время при условии предупреждения другой стороны за </w:t>
       </w:r>
       <w:r>
         <w:rPr>
-          <w:sz w:val="20"/>
-          <w:szCs w:val="20"/>
+          <w:sz w:val="24"/>
+          <w:szCs w:val="24"/>
           <w:rtl w:val="0"/>
         </w:rPr>
         <w:t>один месяц</w:t>
       </w:r>
       <w:r>
         <w:rPr>
-          <w:sz w:val="20"/>
-          <w:szCs w:val="20"/>
+          <w:sz w:val="24"/>
+          <w:szCs w:val="24"/>
           <w:rtl w:val="0"/>
         </w:rPr>
         <w:t xml:space="preserve"> до расторжения.</w:t>
@@ -774,19 +685,21 @@
     </w:p>
     <w:p>
       <w:pPr>
-        <w:spacing w:before="240" w:after="240"/>
+        <w:keepNext/>
+        <w:spacing w:before="240" w:after="120" w:line="240" w:lineRule="auto"/>
         <w:jc w:val="center"/>
         <w:rPr>
           <w:b/>
-          <w:sz w:val="20"/>
-          <w:szCs w:val="20"/>
-        </w:rPr>
-      </w:pPr>
-      <w:r>
-        <w:rPr>
-          <w:b/>
-          <w:sz w:val="20"/>
-          <w:szCs w:val="20"/>
+          <w:sz w:val="24"/>
+          <w:szCs w:val="24"/>
+        </w:rPr>
+      </w:pPr>
+      <w:r>
+        <w:rPr>
+          <w:b/>
+          <w:bCs/>
+          <w:sz w:val="24"/>
+          <w:szCs w:val="24"/>
           <w:rtl w:val="0"/>
         </w:rPr>
         <w:t>5. Ответственность сторон</w:t>
@@ -794,17 +707,17 @@
     </w:p>
     <w:p>
       <w:pPr>
-        <w:spacing w:before="240" w:after="240"/>
-        <w:jc w:val="both"/>
-        <w:rPr>
-          <w:sz w:val="20"/>
-          <w:szCs w:val="20"/>
-        </w:rPr>
-      </w:pPr>
-      <w:r>
-        <w:rPr>
-          <w:sz w:val="20"/>
-          <w:szCs w:val="20"/>
+        <w:spacing w:before="0" w:after="120" w:line="240" w:lineRule="auto"/>
+        <w:jc w:val="both"/>
+        <w:rPr>
+          <w:sz w:val="24"/>
+          <w:szCs w:val="24"/>
+        </w:rPr>
+      </w:pPr>
+      <w:r>
+        <w:rPr>
+          <w:sz w:val="24"/>
+          <w:szCs w:val="24"/>
           <w:rtl w:val="0"/>
         </w:rPr>
         <w:t>5.1. В случае неисполнения или ненадлежащего исполнения своих обязательств по настоящему договору Стороны несут ответственность в соответствии с действующим законодательством Российской Федерации.</w:t>
@@ -812,19 +725,21 @@
     </w:p>
     <w:p>
       <w:pPr>
-        <w:spacing w:before="240" w:after="240"/>
+        <w:keepNext/>
+        <w:spacing w:before="240" w:after="120" w:line="240" w:lineRule="auto"/>
         <w:jc w:val="center"/>
         <w:rPr>
           <w:b/>
-          <w:sz w:val="20"/>
-          <w:szCs w:val="20"/>
-        </w:rPr>
-      </w:pPr>
-      <w:r>
-        <w:rPr>
-          <w:b/>
-          <w:sz w:val="20"/>
-          <w:szCs w:val="20"/>
+          <w:sz w:val="24"/>
+          <w:szCs w:val="24"/>
+        </w:rPr>
+      </w:pPr>
+      <w:r>
+        <w:rPr>
+          <w:b/>
+          <w:bCs/>
+          <w:sz w:val="24"/>
+          <w:szCs w:val="24"/>
           <w:rtl w:val="0"/>
         </w:rPr>
         <w:t>6. Порядок разрешения споров</w:t>
@@ -832,17 +747,17 @@
     </w:p>
     <w:p>
       <w:pPr>
-        <w:spacing w:before="240" w:after="240"/>
-        <w:jc w:val="both"/>
-        <w:rPr>
-          <w:sz w:val="20"/>
-          <w:szCs w:val="20"/>
-        </w:rPr>
-      </w:pPr>
-      <w:r>
-        <w:rPr>
-          <w:sz w:val="20"/>
-          <w:szCs w:val="20"/>
+        <w:spacing w:before="0" w:after="120" w:line="240" w:lineRule="auto"/>
+        <w:jc w:val="both"/>
+        <w:rPr>
+          <w:sz w:val="24"/>
+          <w:szCs w:val="24"/>
+        </w:rPr>
+      </w:pPr>
+      <w:r>
+        <w:rPr>
+          <w:sz w:val="24"/>
+          <w:szCs w:val="24"/>
           <w:rtl w:val="0"/>
         </w:rPr>
         <w:t>6.1. Споры и разногласия, которые могут возникнуть при исполнении настоящего договора, будут по возможности разрешаться путем переговоров между Сторонами.</w:t>
@@ -850,17 +765,17 @@
     </w:p>
     <w:p>
       <w:pPr>
-        <w:spacing w:before="240" w:after="240"/>
-        <w:jc w:val="both"/>
-        <w:rPr>
-          <w:sz w:val="20"/>
-          <w:szCs w:val="20"/>
-        </w:rPr>
-      </w:pPr>
-      <w:r>
-        <w:rPr>
-          <w:sz w:val="20"/>
-          <w:szCs w:val="20"/>
+        <w:spacing w:before="0" w:after="120" w:line="240" w:lineRule="auto"/>
+        <w:jc w:val="both"/>
+        <w:rPr>
+          <w:sz w:val="24"/>
+          <w:szCs w:val="24"/>
+        </w:rPr>
+      </w:pPr>
+      <w:r>
+        <w:rPr>
+          <w:sz w:val="24"/>
+          <w:szCs w:val="24"/>
           <w:rtl w:val="0"/>
         </w:rPr>
         <w:t>6.2. В случае если Стороны не придут к соглашению, споры разрешаются в судебном порядке в соответствии с действующим законодательством Российской Федерации.</w:t>
@@ -868,19 +783,21 @@
     </w:p>
     <w:p>
       <w:pPr>
-        <w:spacing w:before="240" w:after="240"/>
+        <w:keepNext/>
+        <w:spacing w:before="240" w:after="120" w:line="240" w:lineRule="auto"/>
         <w:jc w:val="center"/>
         <w:rPr>
           <w:b/>
-          <w:sz w:val="20"/>
-          <w:szCs w:val="20"/>
-        </w:rPr>
-      </w:pPr>
-      <w:r>
-        <w:rPr>
-          <w:b/>
-          <w:sz w:val="20"/>
-          <w:szCs w:val="20"/>
+          <w:sz w:val="24"/>
+          <w:szCs w:val="24"/>
+        </w:rPr>
+      </w:pPr>
+      <w:r>
+        <w:rPr>
+          <w:b/>
+          <w:bCs/>
+          <w:sz w:val="24"/>
+          <w:szCs w:val="24"/>
           <w:rtl w:val="0"/>
         </w:rPr>
         <w:t>7. Заключительные положения</w:t>
@@ -888,17 +805,17 @@
     </w:p>
     <w:p>
       <w:pPr>
-        <w:spacing w:before="240" w:after="240"/>
-        <w:jc w:val="both"/>
-        <w:rPr>
-          <w:sz w:val="20"/>
-          <w:szCs w:val="20"/>
-        </w:rPr>
-      </w:pPr>
-      <w:r>
-        <w:rPr>
-          <w:sz w:val="20"/>
-          <w:szCs w:val="20"/>
+        <w:spacing w:before="0" w:after="120" w:line="240" w:lineRule="auto"/>
+        <w:jc w:val="both"/>
+        <w:rPr>
+          <w:sz w:val="24"/>
+          <w:szCs w:val="24"/>
+        </w:rPr>
+      </w:pPr>
+      <w:r>
+        <w:rPr>
+          <w:sz w:val="24"/>
+          <w:szCs w:val="24"/>
           <w:rtl w:val="0"/>
         </w:rPr>
         <w:t>7.1. Настоящий договор составлен в двух экземплярах, имеющих одинаковую юридическую силу, - по одному экземпляру для каждой из Сторон.</w:t>
@@ -906,17 +823,17 @@
     </w:p>
     <w:p>
       <w:pPr>
-        <w:spacing w:before="240" w:after="240"/>
-        <w:jc w:val="both"/>
-        <w:rPr>
-          <w:sz w:val="20"/>
-          <w:szCs w:val="20"/>
-        </w:rPr>
-      </w:pPr>
-      <w:r>
-        <w:rPr>
-          <w:sz w:val="20"/>
-          <w:szCs w:val="20"/>
+        <w:spacing w:before="0" w:after="120" w:line="240" w:lineRule="auto"/>
+        <w:jc w:val="both"/>
+        <w:rPr>
+          <w:sz w:val="24"/>
+          <w:szCs w:val="24"/>
+        </w:rPr>
+      </w:pPr>
+      <w:r>
+        <w:rPr>
+          <w:sz w:val="24"/>
+          <w:szCs w:val="24"/>
           <w:rtl w:val="0"/>
         </w:rPr>
         <w:t>7.2. Все изменения и дополнения к настоящему договору оформляются дополнительными соглашениями Сторон в письменной форме, которые являются неотъемлемой частью настоящего договора.</w:t>
@@ -924,17 +841,17 @@
     </w:p>
     <w:p>
       <w:pPr>
-        <w:spacing w:before="240" w:after="240"/>
-        <w:jc w:val="both"/>
-        <w:rPr>
-          <w:sz w:val="20"/>
-          <w:szCs w:val="20"/>
-        </w:rPr>
-      </w:pPr>
-      <w:r>
-        <w:rPr>
-          <w:sz w:val="20"/>
-          <w:szCs w:val="20"/>
+        <w:spacing w:before="0" w:after="120" w:line="240" w:lineRule="auto"/>
+        <w:jc w:val="both"/>
+        <w:rPr>
+          <w:sz w:val="24"/>
+          <w:szCs w:val="24"/>
+        </w:rPr>
+      </w:pPr>
+      <w:r>
+        <w:rPr>
+          <w:sz w:val="24"/>
+          <w:szCs w:val="24"/>
           <w:rtl w:val="0"/>
         </w:rPr>
         <w:t>7.3. Стороны пришли к соглашению, что обмен юридически значимой информацией может происходить в электронном виде по следующим адресам электронной почты:</w:t>
@@ -942,17 +859,17 @@
     </w:p>
     <w:p>
       <w:pPr>
-        <w:spacing w:before="240" w:after="240"/>
-        <w:jc w:val="both"/>
-        <w:rPr>
-          <w:sz w:val="20"/>
-          <w:szCs w:val="20"/>
-        </w:rPr>
-      </w:pPr>
-      <w:r>
-        <w:rPr>
-          <w:sz w:val="20"/>
-          <w:szCs w:val="20"/>
+        <w:spacing w:before="0" w:after="120" w:line="240" w:lineRule="auto"/>
+        <w:jc w:val="both"/>
+        <w:rPr>
+          <w:sz w:val="24"/>
+          <w:szCs w:val="24"/>
+        </w:rPr>
+      </w:pPr>
+      <w:r>
+        <w:rPr>
+          <w:sz w:val="24"/>
+          <w:szCs w:val="24"/>
           <w:rtl w:val="0"/>
         </w:rPr>
         <w:t xml:space="preserve">Исполнитель: {{seller_email}}</w:t>
@@ -960,17 +877,17 @@
     </w:p>
     <w:p>
       <w:pPr>
-        <w:spacing w:before="240" w:after="240"/>
-        <w:jc w:val="both"/>
-        <w:rPr>
-          <w:sz w:val="20"/>
-          <w:szCs w:val="20"/>
-        </w:rPr>
-      </w:pPr>
-      <w:r>
-        <w:rPr>
-          <w:sz w:val="20"/>
-          <w:szCs w:val="20"/>
+        <w:spacing w:before="0" w:after="120" w:line="240" w:lineRule="auto"/>
+        <w:jc w:val="both"/>
+        <w:rPr>
+          <w:sz w:val="24"/>
+          <w:szCs w:val="24"/>
+        </w:rPr>
+      </w:pPr>
+      <w:r>
+        <w:rPr>
+          <w:sz w:val="24"/>
+          <w:szCs w:val="24"/>
           <w:rtl w:val="0"/>
         </w:rPr>
         <w:t xml:space="preserve">Заказчик: {{client_email}}</w:t>
@@ -978,17 +895,17 @@
     </w:p>
     <w:p>
       <w:pPr>
-        <w:spacing w:before="240" w:after="240"/>
-        <w:jc w:val="both"/>
-        <w:rPr>
-          <w:sz w:val="20"/>
-          <w:szCs w:val="20"/>
-        </w:rPr>
-      </w:pPr>
-      <w:r>
-        <w:rPr>
-          <w:sz w:val="20"/>
-          <w:szCs w:val="20"/>
+        <w:spacing w:before="0" w:after="120" w:line="240" w:lineRule="auto"/>
+        <w:jc w:val="both"/>
+        <w:rPr>
+          <w:sz w:val="24"/>
+          <w:szCs w:val="24"/>
+        </w:rPr>
+      </w:pPr>
+      <w:r>
+        <w:rPr>
+          <w:sz w:val="24"/>
+          <w:szCs w:val="24"/>
           <w:rtl w:val="0"/>
         </w:rPr>
         <w:t>7.4. Во всем остальном, что не предусмотрено настоящим договором, Стороны руководствуются законодательством Российской Федерации.</w:t>
@@ -996,19 +913,21 @@
     </w:p>
     <w:p>
       <w:pPr>
-        <w:spacing w:before="240" w:after="240"/>
+        <w:keepNext/>
+        <w:spacing w:before="240" w:after="120" w:line="240" w:lineRule="auto"/>
         <w:jc w:val="center"/>
         <w:rPr>
           <w:b/>
-          <w:sz w:val="20"/>
-          <w:szCs w:val="20"/>
-        </w:rPr>
-      </w:pPr>
-      <w:r>
-        <w:rPr>
-          <w:b/>
-          <w:sz w:val="20"/>
-          <w:szCs w:val="20"/>
+          <w:sz w:val="24"/>
+          <w:szCs w:val="24"/>
+        </w:rPr>
+      </w:pPr>
+      <w:r>
+        <w:rPr>
+          <w:b/>
+          <w:bCs/>
+          <w:sz w:val="24"/>
+          <w:szCs w:val="24"/>
           <w:rtl w:val="0"/>
         </w:rPr>
         <w:t>Реквизиты и подписи сторон</w:t>
@@ -1016,19 +935,20 @@
     </w:p>
     <w:p>
       <w:pPr>
-        <w:spacing w:before="240" w:after="240"/>
-        <w:jc w:val="both"/>
-        <w:rPr>
-          <w:b/>
-          <w:sz w:val="20"/>
-          <w:szCs w:val="20"/>
-        </w:rPr>
-      </w:pPr>
-      <w:r>
-        <w:rPr>
-          <w:b/>
-          <w:sz w:val="20"/>
-          <w:szCs w:val="20"/>
+        <w:keepNext/>
+        <w:spacing w:before="0" w:after="120" w:line="240" w:lineRule="auto"/>
+        <w:jc w:val="both"/>
+        <w:rPr>
+          <w:b/>
+          <w:sz w:val="24"/>
+          <w:szCs w:val="24"/>
+        </w:rPr>
+      </w:pPr>
+      <w:r>
+        <w:rPr>
+          <w:b/>
+          <w:sz w:val="24"/>
+          <w:szCs w:val="24"/>
           <w:rtl w:val="0"/>
         </w:rPr>
         <w:t xml:space="preserve">Заказчик: {{client_name}}, ИНН {{client_inn}}</w:t>
@@ -1036,8 +956,8 @@
       <w:r>
         <w:rPr>
           <w:b/>
-          <w:sz w:val="20"/>
-          <w:szCs w:val="20"/>
+          <w:sz w:val="24"/>
+          <w:szCs w:val="24"/>
           <w:rtl w:val="0"/>
         </w:rPr>
         <w:t xml:space="preserve"/>
@@ -1045,17 +965,18 @@
     </w:p>
     <w:p>
       <w:pPr>
-        <w:spacing w:before="240" w:after="240"/>
-        <w:jc w:val="both"/>
-        <w:rPr>
-          <w:sz w:val="20"/>
-          <w:szCs w:val="20"/>
-        </w:rPr>
-      </w:pPr>
-      <w:r>
-        <w:rPr>
-          <w:sz w:val="20"/>
-          <w:szCs w:val="20"/>
+        <w:keepNext/>
+        <w:spacing w:before="0" w:after="120" w:line="240" w:lineRule="auto"/>
+        <w:jc w:val="both"/>
+        <w:rPr>
+          <w:sz w:val="24"/>
+          <w:szCs w:val="24"/>
+        </w:rPr>
+      </w:pPr>
+      <w:r>
+        <w:rPr>
+          <w:sz w:val="24"/>
+          <w:szCs w:val="24"/>
           <w:rtl w:val="0"/>
         </w:rPr>
         <w:t xml:space="preserve"> </w:t>
@@ -1063,35 +984,37 @@
     </w:p>
     <w:p>
       <w:pPr>
-        <w:spacing w:before="240" w:after="240"/>
-        <w:jc w:val="both"/>
-        <w:rPr>
-          <w:sz w:val="20"/>
-          <w:szCs w:val="20"/>
-        </w:rPr>
-      </w:pPr>
-      <w:r>
-        <w:rPr>
-          <w:sz w:val="20"/>
-          <w:szCs w:val="20"/>
-          <w:rtl w:val="0"/>
-        </w:rPr>
-        <w:t xml:space="preserve">_________________________________________ {{client_director}}</w:t>
-      </w:r>
-    </w:p>
-    <w:p>
-      <w:pPr>
-        <w:spacing w:before="240" w:after="240"/>
-        <w:jc w:val="both"/>
-        <w:rPr>
-          <w:sz w:val="20"/>
-          <w:szCs w:val="20"/>
-        </w:rPr>
-      </w:pPr>
-      <w:r>
-        <w:rPr>
-          <w:sz w:val="20"/>
-          <w:szCs w:val="20"/>
+        <w:keepNext/>
+        <w:spacing w:before="0" w:after="120" w:line="240" w:lineRule="auto"/>
+        <w:jc w:val="both"/>
+        <w:rPr>
+          <w:sz w:val="24"/>
+          <w:szCs w:val="24"/>
+        </w:rPr>
+      </w:pPr>
+      <w:r>
+        <w:rPr>
+          <w:sz w:val="24"/>
+          <w:szCs w:val="24"/>
+          <w:rtl w:val="0"/>
+        </w:rPr>
+        <w:t xml:space="preserve">________________ / {{client_director}}</w:t>
+      </w:r>
+    </w:p>
+    <w:p>
+      <w:pPr>
+        <w:keepNext/>
+        <w:spacing w:before="0" w:after="120" w:line="240" w:lineRule="auto"/>
+        <w:jc w:val="both"/>
+        <w:rPr>
+          <w:sz w:val="24"/>
+          <w:szCs w:val="24"/>
+        </w:rPr>
+      </w:pPr>
+      <w:r>
+        <w:rPr>
+          <w:sz w:val="24"/>
+          <w:szCs w:val="24"/>
           <w:rtl w:val="0"/>
         </w:rPr>
         <w:t xml:space="preserve"> </w:t>
@@ -1099,19 +1022,20 @@
     </w:p>
     <w:p>
       <w:pPr>
-        <w:spacing w:before="240" w:after="240"/>
-        <w:jc w:val="both"/>
-        <w:rPr>
-          <w:b/>
-          <w:sz w:val="20"/>
-          <w:szCs w:val="20"/>
-        </w:rPr>
-      </w:pPr>
-      <w:r>
-        <w:rPr>
-          <w:b/>
-          <w:sz w:val="20"/>
-          <w:szCs w:val="20"/>
+        <w:keepNext/>
+        <w:spacing w:before="0" w:after="120" w:line="240" w:lineRule="auto"/>
+        <w:jc w:val="both"/>
+        <w:rPr>
+          <w:b/>
+          <w:sz w:val="24"/>
+          <w:szCs w:val="24"/>
+        </w:rPr>
+      </w:pPr>
+      <w:r>
+        <w:rPr>
+          <w:b/>
+          <w:sz w:val="24"/>
+          <w:szCs w:val="24"/>
           <w:rtl w:val="0"/>
         </w:rPr>
         <w:t xml:space="preserve">Исполнитель: {{seller_name}}, ИНН {{seller_inn}}</w:t>
@@ -1119,8 +1043,8 @@
       <w:r>
         <w:rPr>
           <w:b/>
-          <w:sz w:val="20"/>
-          <w:szCs w:val="20"/>
+          <w:sz w:val="24"/>
+          <w:szCs w:val="24"/>
           <w:rtl w:val="0"/>
         </w:rPr>
         <w:t xml:space="preserve"/>
@@ -1128,17 +1052,18 @@
     </w:p>
     <w:p>
       <w:pPr>
-        <w:spacing w:before="240" w:after="240"/>
-        <w:jc w:val="both"/>
-        <w:rPr>
-          <w:sz w:val="20"/>
-          <w:szCs w:val="20"/>
-        </w:rPr>
-      </w:pPr>
-      <w:r>
-        <w:rPr>
-          <w:sz w:val="20"/>
-          <w:szCs w:val="20"/>
+        <w:keepNext/>
+        <w:spacing w:before="0" w:after="120" w:line="240" w:lineRule="auto"/>
+        <w:jc w:val="both"/>
+        <w:rPr>
+          <w:sz w:val="24"/>
+          <w:szCs w:val="24"/>
+        </w:rPr>
+      </w:pPr>
+      <w:r>
+        <w:rPr>
+          <w:sz w:val="24"/>
+          <w:szCs w:val="24"/>
           <w:rtl w:val="0"/>
         </w:rPr>
         <w:t xml:space="preserve"> </w:t>
@@ -1146,34 +1071,27 @@
     </w:p>
     <w:p>
       <w:pPr>
-        <w:spacing w:before="240" w:after="240"/>
-        <w:jc w:val="both"/>
-        <w:rPr>
-          <w:sz w:val="20"/>
-          <w:szCs w:val="20"/>
-        </w:rPr>
-      </w:pPr>
-      <w:r>
-        <w:rPr>
-          <w:sz w:val="20"/>
-          <w:szCs w:val="20"/>
-          <w:rtl w:val="0"/>
-        </w:rPr>
-        <w:t xml:space="preserve">_________________________________________ {{seller_name}}</w:t>
-      </w:r>
-    </w:p>
-    <w:p>
-      <w:pPr>
-        <w:rPr>
-          <w:sz w:val="20"/>
-          <w:szCs w:val="20"/>
-        </w:rPr>
-      </w:pPr>
+        <w:keepNext/>
+        <w:spacing w:before="0" w:after="120" w:line="240" w:lineRule="auto"/>
+        <w:jc w:val="both"/>
+        <w:rPr>
+          <w:sz w:val="24"/>
+          <w:szCs w:val="24"/>
+        </w:rPr>
+      </w:pPr>
+      <w:r>
+        <w:rPr>
+          <w:sz w:val="24"/>
+          <w:szCs w:val="24"/>
+          <w:rtl w:val="0"/>
+        </w:rPr>
+        <w:t xml:space="preserve">________________ / {{seller_name}}</w:t>
+      </w:r>
     </w:p>
     <w:sectPr>
       <w:footerReference r:id="rId5" w:type="default"/>
-      <w:pgSz w:w="11909" w:h="16834"/>
-      <w:pgMar w:top="1440" w:right="1440" w:bottom="1440" w:left="1440" w:header="720" w:footer="720" w:gutter="0"/>
+      <w:pgSz w:w="11906" w:h="16838"/>
+      <w:pgMar w:top="1134" w:right="850" w:bottom="1134" w:left="1701" w:header="720" w:footer="720" w:gutter="0"/>
       <w:pgNumType w:start="1"/>
       <w:cols w:space="720" w:num="1"/>
     </w:sectPr>
@@ -1246,7 +1164,9 @@
   <w:docDefaults>
     <w:rPrDefault>
       <w:rPr>
-        <w:rFonts w:ascii="Arial" w:hAnsi="Arial" w:eastAsia="Arial" w:cs="Arial"/>
+        <w:rFonts w:ascii="Times New Roman" w:hAnsi="Times New Roman" w:eastAsia="Times New Roman" w:cs="Times New Roman"/>
+        <w:sz w:val="24"/>
+        <w:szCs w:val="24"/>
       </w:rPr>
     </w:rPrDefault>
     <w:pPrDefault/>
@@ -1411,9 +1331,9 @@
       <w:spacing w:line="276" w:lineRule="auto"/>
     </w:pPr>
     <w:rPr>
-      <w:rFonts w:ascii="Arial" w:hAnsi="Arial" w:eastAsia="Arial" w:cs="Arial"/>
-      <w:sz w:val="22"/>
-      <w:szCs w:val="22"/>
+      <w:rFonts w:ascii="Times New Roman" w:hAnsi="Times New Roman" w:eastAsia="Times New Roman" w:cs="Times New Roman"/>
+      <w:sz w:val="24"/>
+      <w:szCs w:val="24"/>
       <w:lang w:val="ru"/>
     </w:rPr>
   </w:style>
@@ -1588,7 +1508,7 @@
       <w:spacing w:before="0" w:after="320"/>
     </w:pPr>
     <w:rPr>
-      <w:rFonts w:ascii="Arial" w:hAnsi="Arial" w:eastAsia="Arial" w:cs="Arial"/>
+      <w:rFonts w:ascii="Times New Roman" w:hAnsi="Times New Roman" w:eastAsia="Times New Roman" w:cs="Times New Roman"/>
       <w:color w:val="666666"/>
       <w:sz w:val="30"/>
       <w:szCs w:val="30"/>
@@ -1645,7 +1565,7 @@
     </a:clrScheme>
     <a:fontScheme name="Office">
       <a:majorFont>
-        <a:latin typeface="Calibri"/>
+        <a:latin typeface="Times New Roman"/>
         <a:ea typeface=""/>
         <a:cs typeface=""/>
         <a:font script="Jpan" typeface="ＭＳ ゴシック"/>
@@ -1680,7 +1600,7 @@
         <a:font script="Geor" typeface="Sylfaen"/>
       </a:majorFont>
       <a:minorFont>
-        <a:latin typeface="Cambria"/>
+        <a:latin typeface="Times New Roman"/>
         <a:ea typeface=""/>
         <a:cs typeface=""/>
         <a:font script="Jpan" typeface="ＭＳ 明朝"/>

--- a/core/src/core/usecases/documents/builtin/blanks/contract-self-employed.docx
+++ b/core/src/core/usecases/documents/builtin/blanks/contract-self-employed.docx
@@ -96,25 +96,25 @@
           <w:szCs w:val="24"/>
           <w:rtl w:val="0"/>
         </w:rPr>
-        <w:t xml:space="preserve">{{client_name}} (далее — «Заказчик»), от имени которого действует {{client_director}} на основании {{client_basis}}, с одной стороны, и</w:t>
-      </w:r>
-    </w:p>
-    <w:p>
-      <w:pPr>
-        <w:spacing w:before="0" w:after="120" w:line="240" w:lineRule="auto"/>
-        <w:jc w:val="both"/>
-        <w:rPr>
-          <w:sz w:val="24"/>
-          <w:szCs w:val="24"/>
-        </w:rPr>
-      </w:pPr>
-      <w:r>
-        <w:rPr>
-          <w:sz w:val="24"/>
-          <w:szCs w:val="24"/>
-          <w:rtl w:val="0"/>
-        </w:rPr>
-        <w:t xml:space="preserve">{{seller_name}}, паспорт {{seller_passport}}, выдан {{seller_passport_issued}}, ИНН {{seller_inn}} (далее — «Исполнитель»), с другой стороны, вместе именуемые «Стороны», заключили настоящий договор о нижеследующем:</w:t>
+        <w:t xml:space="preserve">{{client_name}} (далее — «Заказчик»)[[, от имени которого действует {{client_director}} на основании {{client_basis}}]], с одной стороны, и</w:t>
+      </w:r>
+    </w:p>
+    <w:p>
+      <w:pPr>
+        <w:spacing w:before="0" w:after="120" w:line="240" w:lineRule="auto"/>
+        <w:jc w:val="both"/>
+        <w:rPr>
+          <w:sz w:val="24"/>
+          <w:szCs w:val="24"/>
+        </w:rPr>
+      </w:pPr>
+      <w:r>
+        <w:rPr>
+          <w:sz w:val="24"/>
+          <w:szCs w:val="24"/>
+          <w:rtl w:val="0"/>
+        </w:rPr>
+        <w:t xml:space="preserve">{{seller_name}}[[, паспорт {{seller_passport}}]][[, выдан {{seller_passport_issued}}]], ИНН {{seller_inn}} (далее — «Исполнитель»), с другой стороны, вместе именуемые «Стороны», заключили настоящий договор о нижеследующем:</w:t>
       </w:r>
     </w:p>
     <w:p>
@@ -872,25 +872,25 @@
           <w:szCs w:val="24"/>
           <w:rtl w:val="0"/>
         </w:rPr>
-        <w:t xml:space="preserve">Исполнитель: {{seller_email}}</w:t>
-      </w:r>
-    </w:p>
-    <w:p>
-      <w:pPr>
-        <w:spacing w:before="0" w:after="120" w:line="240" w:lineRule="auto"/>
-        <w:jc w:val="both"/>
-        <w:rPr>
-          <w:sz w:val="24"/>
-          <w:szCs w:val="24"/>
-        </w:rPr>
-      </w:pPr>
-      <w:r>
-        <w:rPr>
-          <w:sz w:val="24"/>
-          <w:szCs w:val="24"/>
-          <w:rtl w:val="0"/>
-        </w:rPr>
-        <w:t xml:space="preserve">Заказчик: {{client_email}}</w:t>
+        <w:t xml:space="preserve">[[Исполнитель: {{seller_email}}]]</w:t>
+      </w:r>
+    </w:p>
+    <w:p>
+      <w:pPr>
+        <w:spacing w:before="0" w:after="120" w:line="240" w:lineRule="auto"/>
+        <w:jc w:val="both"/>
+        <w:rPr>
+          <w:sz w:val="24"/>
+          <w:szCs w:val="24"/>
+        </w:rPr>
+      </w:pPr>
+      <w:r>
+        <w:rPr>
+          <w:sz w:val="24"/>
+          <w:szCs w:val="24"/>
+          <w:rtl w:val="0"/>
+        </w:rPr>
+        <w:t xml:space="preserve">[[Заказчик: {{client_email}}]]</w:t>
       </w:r>
     </w:p>
     <w:p>

--- a/core/src/core/usecases/documents/builtin/blanks/contract-self-employed.docx
+++ b/core/src/core/usecases/documents/builtin/blanks/contract-self-employed.docx
@@ -154,7 +154,7 @@
           <w:szCs w:val="24"/>
           <w:rtl w:val="0"/>
         </w:rPr>
-        <w:t xml:space="preserve">1.1. По настоящему договору Исполнитель обязуется по заданию Заказчика оказывать {{subject}}, а Заказчик обязуется оплатить данные услуги.</w:t>
+        <w:t xml:space="preserve">1.1. По настоящему договору Исполнитель обязуется по заданию Заказчика оказывать услуги «{{subject}}», а Заказчик обязуется оплатить данные услуги.</w:t>
       </w:r>
     </w:p>
     <w:p>
